--- a/docs/Fase 1 Casptone/Evidencias Individuales/Alexander Sáez/Saez_Alexander_1.2_APT122_DiarioReflexionFase1-1.docx
+++ b/docs/Fase 1 Casptone/Evidencias Individuales/Alexander Sáez/Saez_Alexander_1.2_APT122_DiarioReflexionFase1-1.docx
@@ -51,7 +51,7 @@
                 <w:lang w:eastAsia="es-CL"/>
               </w:rPr>
               <w:drawing>
-                <wp:inline distT="0" distB="0" distL="0" distR="0" wp14:anchorId="2C8729BE" wp14:editId="585933AA">
+                <wp:inline distT="0" distB="0" distL="0" distR="0" wp14:anchorId="04C1137C" wp14:editId="7E152EB2">
                   <wp:extent cx="393640" cy="444500"/>
                   <wp:effectExtent l="0" t="0" r="0" b="0"/>
                   <wp:docPr id="17578" name="Imagen 3"/>
@@ -316,13 +316,126 @@
           <w:p>
             <w:r>
               <w:t xml:space="preserve">¿Cuáles son las asignaturas o certificados que más te gustaron y/o se relacionan con tus intereses profesionales? ¿Qué es lo que más te gustó de cada uno? </w:t>
+            </w:r>
+            <w:r>
               <w:br/>
-              <w:t>Respuesta: Las asignaturas que más me gustaron fueron Modelado de Bases de Datos, Programación Backend, Arquitectura de Sistemas y Cloud Computing. Disfruto especialmente diseñar estructuras de datos robustas, asegurar la integridad referencial y conectar servicios backend eficientes que soporten operaciones reales. Lo que más valoro de estas asignaturas es su enfoque técnico y estructurado: comprender cómo los datos fluyen desde la base de datos hasta los servicios que consumen las aplicaciones, garantizando disponibilidad y consistencia.</w:t>
+            </w:r>
+            <w:r>
+              <w:rPr>
+                <w:b/>
+                <w:bCs/>
+                <w:color w:val="2E74B5" w:themeColor="accent1" w:themeShade="BF"/>
+              </w:rPr>
+              <w:t>Respuesta:</w:t>
+            </w:r>
+            <w:r>
+              <w:rPr>
+                <w:color w:val="2E74B5" w:themeColor="accent1" w:themeShade="BF"/>
+              </w:rPr>
+              <w:t xml:space="preserve"> </w:t>
+            </w:r>
+            <w:r>
+              <w:t xml:space="preserve">Las asignaturas que más me gustaron fueron </w:t>
+            </w:r>
+            <w:r>
+              <w:t>las de</w:t>
+            </w:r>
+            <w:r>
+              <w:t xml:space="preserve"> Bases de Datos, Programación </w:t>
+            </w:r>
+            <w:proofErr w:type="spellStart"/>
+            <w:r>
+              <w:t>Backend</w:t>
+            </w:r>
+            <w:proofErr w:type="spellEnd"/>
+            <w:r>
+              <w:t xml:space="preserve">, </w:t>
+            </w:r>
+            <w:proofErr w:type="gramStart"/>
+            <w:r>
+              <w:t>Inglés</w:t>
+            </w:r>
+            <w:proofErr w:type="gramEnd"/>
+            <w:r>
+              <w:t xml:space="preserve"> y Minería de datos</w:t>
+            </w:r>
+            <w:r>
+              <w:t xml:space="preserve">. Disfruto especialmente diseñar estructuras de datos robustas, asegurar la integridad referencial y conectar servicios </w:t>
+            </w:r>
+            <w:proofErr w:type="spellStart"/>
+            <w:r>
+              <w:t>backend</w:t>
+            </w:r>
+            <w:proofErr w:type="spellEnd"/>
+            <w:r>
+              <w:t xml:space="preserve"> eficientes que soporten operaciones reales. Lo que más valoro de estas asignaturas es su enfoque técnico y estructurado: comprender cómo los datos fluyen desde la base de datos hasta los servicios que consumen las aplicaciones, garantizando disponibilidad y consistencia.</w:t>
+            </w:r>
+            <w:r>
               <w:br/>
+            </w:r>
+            <w:r>
               <w:br/>
               <w:t>A partir de las certificaciones que obtienes a lo largo de la carrera ¿Existe valor en la o las certificaciones obtenidas? ¿Por qué?</w:t>
+            </w:r>
+            <w:r>
               <w:br/>
-              <w:t>Respuesta: Sí, considero que las certificaciones de la industria tienen un valor estratégico fundamental porque validan competencias técnicas específicas en tecnologías demandadas. En mi caso, tengo especial interés en certificaciones relacionadas con Bases de Datos (PostgreSQL Certified Professional) e Infraestructura Cloud (AWS Certified Cloud Practitioner / Solutions Architect o Azure Data Fundamentals). Contar con estas certificaciones potenciará mi perfil profesional y respaldará mis habilidades en modelado, gestión de datos y despliegue en entornos productivos.</w:t>
+            </w:r>
+            <w:r>
+              <w:rPr>
+                <w:b/>
+                <w:bCs/>
+                <w:color w:val="2E74B5" w:themeColor="accent1" w:themeShade="BF"/>
+              </w:rPr>
+              <w:t>Respuesta:</w:t>
+            </w:r>
+            <w:r>
+              <w:rPr>
+                <w:color w:val="2E74B5" w:themeColor="accent1" w:themeShade="BF"/>
+              </w:rPr>
+              <w:t xml:space="preserve"> </w:t>
+            </w:r>
+            <w:r>
+              <w:t xml:space="preserve">Sí, considero que las certificaciones de la industria tienen un valor estratégico fundamental porque validan competencias técnicas específicas en tecnologías demandadas. En mi caso, tengo especial interés en certificaciones relacionadas con Bases de Datos (PostgreSQL </w:t>
+            </w:r>
+            <w:proofErr w:type="spellStart"/>
+            <w:r>
+              <w:t>Certified</w:t>
+            </w:r>
+            <w:proofErr w:type="spellEnd"/>
+            <w:r>
+              <w:t xml:space="preserve"> Professional) e Infraestructura Cloud (AWS </w:t>
+            </w:r>
+            <w:proofErr w:type="spellStart"/>
+            <w:r>
+              <w:t>Certified</w:t>
+            </w:r>
+            <w:proofErr w:type="spellEnd"/>
+            <w:r>
+              <w:t xml:space="preserve"> Cloud </w:t>
+            </w:r>
+            <w:proofErr w:type="spellStart"/>
+            <w:r>
+              <w:t>Practitioner</w:t>
+            </w:r>
+            <w:proofErr w:type="spellEnd"/>
+            <w:r>
+              <w:t xml:space="preserve"> / </w:t>
+            </w:r>
+            <w:proofErr w:type="spellStart"/>
+            <w:r>
+              <w:t>Solutions</w:t>
+            </w:r>
+            <w:proofErr w:type="spellEnd"/>
+            <w:r>
+              <w:t xml:space="preserve"> </w:t>
+            </w:r>
+            <w:proofErr w:type="spellStart"/>
+            <w:r>
+              <w:t>Architect</w:t>
+            </w:r>
+            <w:proofErr w:type="spellEnd"/>
+            <w:r>
+              <w:t xml:space="preserve"> o Azure Data Fundamentals). Contar con estas certificaciones potenciará mi perfil profesional y respaldará mis habilidades en modelado, gestión de datos y despliegue en entornos productivos.</w:t>
             </w:r>
           </w:p>
         </w:tc>
@@ -524,11 +637,83 @@
           <w:p>
             <w:r>
               <w:t xml:space="preserve">¿Cuáles consideras que tienes más desarrolladas y te sientes más seguro aplicando? ¿En cuáles te sientes más débil y requieren ser fortalecidas? </w:t>
+            </w:r>
+          </w:p>
+          <w:p>
+            <w:r>
               <w:br/>
-              <w:t>Fortalezas: Mis principales fortalezas se encuentran en el modelado y administración de bases de datos relacionales (PostgreSQL/Neon), diseño de esquemas DER normalizados, desarrollo backend con FastAPI y Python, y persistencia de datos relacionales. Me siento muy seguro estructurando tablas, claves foráneas, índices y lógica de consultas.</w:t>
+            </w:r>
+            <w:r>
+              <w:rPr>
+                <w:b/>
+                <w:bCs/>
+                <w:color w:val="538135" w:themeColor="accent6" w:themeShade="BF"/>
+              </w:rPr>
+              <w:t>Fortalezas:</w:t>
+            </w:r>
+            <w:r>
+              <w:rPr>
+                <w:color w:val="538135" w:themeColor="accent6" w:themeShade="BF"/>
+              </w:rPr>
+              <w:t xml:space="preserve"> </w:t>
+            </w:r>
+            <w:r>
+              <w:t>Mis principales fortalezas se encuentran en el modelado y administración de bases de datos relacionales (PostgreSQL/</w:t>
+            </w:r>
+            <w:proofErr w:type="spellStart"/>
+            <w:r>
+              <w:t>Neon</w:t>
+            </w:r>
+            <w:proofErr w:type="spellEnd"/>
+            <w:r>
+              <w:t xml:space="preserve">), diseño de esquemas DER normalizados, desarrollo </w:t>
+            </w:r>
+            <w:proofErr w:type="spellStart"/>
+            <w:r>
+              <w:t>backend</w:t>
+            </w:r>
+            <w:proofErr w:type="spellEnd"/>
+            <w:r>
+              <w:t xml:space="preserve"> con </w:t>
+            </w:r>
+            <w:proofErr w:type="spellStart"/>
+            <w:r>
+              <w:t>FastAPI</w:t>
+            </w:r>
+            <w:proofErr w:type="spellEnd"/>
+            <w:r>
+              <w:t xml:space="preserve"> y Python, y persistencia de datos relacionales. Me siento muy seguro estructurando tablas, claves foráneas, índices y lógica de consultas.</w:t>
+            </w:r>
+            <w:r>
               <w:br/>
+            </w:r>
+            <w:r>
               <w:br/>
-              <w:t>Por fortalecer: Por otro lado, busco fortalecer mis habilidades en el desarrollo frontend visual complejo (UX/UI avanzada con animaciones), pruebas unitarias y de carga automatizadas, y la configuración de pipelines exhaustivos de CI/CD para despliegue automatizado continuo.</w:t>
+            </w:r>
+            <w:r>
+              <w:rPr>
+                <w:b/>
+                <w:bCs/>
+                <w:color w:val="FF0000"/>
+              </w:rPr>
+              <w:t>Por fortalecer:</w:t>
+            </w:r>
+            <w:r>
+              <w:rPr>
+                <w:color w:val="FF0000"/>
+              </w:rPr>
+              <w:t xml:space="preserve"> </w:t>
+            </w:r>
+            <w:r>
+              <w:t xml:space="preserve">Por otro lado, busco fortalecer mis habilidades en el desarrollo </w:t>
+            </w:r>
+            <w:proofErr w:type="spellStart"/>
+            <w:r>
+              <w:t>frontend</w:t>
+            </w:r>
+            <w:proofErr w:type="spellEnd"/>
+            <w:r>
+              <w:t xml:space="preserve"> visual complejo (UX/UI avanzada con animaciones), pruebas unitarias y de carga automatizadas, y la configuración de pipelines exhaustivos de CI/CD para despliegue automatizado continuo.</w:t>
             </w:r>
           </w:p>
         </w:tc>
@@ -717,18 +902,130 @@
           <w:p>
             <w:r>
               <w:t>¿Cuáles son tus principales intereses profesionales? ¿Hay alguna área de desempeño que te interese más?</w:t>
+            </w:r>
+            <w:r>
               <w:br/>
-              <w:t>Respuesta: Mis intereses profesionales están orientados a la ingeniería de bases de datos, desarrollo backend y arquitectura de datos en la nube. Me gustaría desempeñarme como Especialista en Bases de Datos (DBA), Ingeniero de Datos o Ingeniero Backend, liderando el diseño y optimización de capas de persistencia y servicios escalables.</w:t>
+            </w:r>
+            <w:r>
+              <w:rPr>
+                <w:b/>
+                <w:bCs/>
+                <w:color w:val="2E74B5" w:themeColor="accent1" w:themeShade="BF"/>
+              </w:rPr>
+              <w:t>Respuesta</w:t>
+            </w:r>
+            <w:r>
+              <w:t xml:space="preserve">: Mis intereses profesionales están orientados a la ingeniería de bases de datos, desarrollo </w:t>
+            </w:r>
+            <w:proofErr w:type="spellStart"/>
+            <w:r>
+              <w:t>backend</w:t>
+            </w:r>
+            <w:proofErr w:type="spellEnd"/>
+            <w:r>
+              <w:t xml:space="preserve"> y arquitectura de datos en la nube. Me gustaría desempeñarme como Especialista en Bases de Datos (DBA), Ingeniero de Datos o Ingeniero </w:t>
+            </w:r>
+            <w:proofErr w:type="spellStart"/>
+            <w:r>
+              <w:t>Backend</w:t>
+            </w:r>
+            <w:proofErr w:type="spellEnd"/>
+            <w:r>
+              <w:t>, liderando el diseño y optimización de capas de persistencia y servicios escalables.</w:t>
+            </w:r>
+            <w:r>
               <w:br/>
+            </w:r>
+            <w:r>
               <w:br/>
               <w:t>¿Cuáles son las principales competencias que se relacionan con tus intereses profesionales? ¿Hay alguna de ellas que sientas que requieres especialmente fortalecer?</w:t>
+            </w:r>
+            <w:r>
               <w:br/>
-              <w:t>Respuesta: Las competencias clave son el modelado relacional de datos, optimización de consultas SQL, desarrollo de APIs RESTful seguras y administración de infraestructura cloud. Si bien poseo una sólida base en gestión de datos y backend, deseo profundizar en herramientas de monitoreo de base de datos, replicación y pipelines automatizados. ATLAS me permite aplicar de forma integral estas competencias en un entorno de soporte técnico real.</w:t>
+            </w:r>
+            <w:r>
+              <w:rPr>
+                <w:b/>
+                <w:bCs/>
+                <w:color w:val="2E74B5" w:themeColor="accent1" w:themeShade="BF"/>
+              </w:rPr>
+              <w:t>Respuesta:</w:t>
+            </w:r>
+            <w:r>
+              <w:rPr>
+                <w:color w:val="2E74B5" w:themeColor="accent1" w:themeShade="BF"/>
+              </w:rPr>
+              <w:t xml:space="preserve"> </w:t>
+            </w:r>
+            <w:r>
+              <w:t xml:space="preserve">Las competencias clave son el modelado relacional de datos, optimización de consultas SQL, desarrollo de </w:t>
+            </w:r>
+            <w:proofErr w:type="spellStart"/>
+            <w:r>
+              <w:t>APIs</w:t>
+            </w:r>
+            <w:proofErr w:type="spellEnd"/>
+            <w:r>
+              <w:t xml:space="preserve"> </w:t>
+            </w:r>
+            <w:proofErr w:type="spellStart"/>
+            <w:r>
+              <w:t>RESTful</w:t>
+            </w:r>
+            <w:proofErr w:type="spellEnd"/>
+            <w:r>
+              <w:t xml:space="preserve"> seguras y administración de infraestructura </w:t>
+            </w:r>
+            <w:proofErr w:type="spellStart"/>
+            <w:r>
+              <w:t>cloud</w:t>
+            </w:r>
+            <w:proofErr w:type="spellEnd"/>
+            <w:r>
+              <w:t xml:space="preserve">. Si bien poseo una sólida base en gestión de datos y </w:t>
+            </w:r>
+            <w:proofErr w:type="spellStart"/>
+            <w:r>
+              <w:t>backend</w:t>
+            </w:r>
+            <w:proofErr w:type="spellEnd"/>
+            <w:r>
+              <w:t>, deseo profundizar en herramientas de monitoreo de base de datos, replicación y pipelines automatizados. ATLAS me permite aplicar de forma integral estas competencias en un entorno de soporte técnico real.</w:t>
+            </w:r>
+            <w:r>
               <w:br/>
+            </w:r>
+            <w:r>
               <w:br/>
               <w:t>¿Cómo te gustaría que fuera tu escenario laboral en 5 años más? ¿Qué te gustaría estar haciendo?</w:t>
+            </w:r>
+            <w:r>
               <w:br/>
-              <w:t>Respuesta: En cinco años me proyecto como un profesional consolidado en el área de ingeniería de datos o arquitectura de software backend, asumiendo responsabilidades en la toma de decisiones de infraestructura de datos, optimización de sistemas críticos y mentoría a desarrolladores junior, contribuyendo a soluciones tecnológicas escalables y de alto impacto.</w:t>
+            </w:r>
+            <w:r>
+              <w:rPr>
+                <w:b/>
+                <w:bCs/>
+                <w:color w:val="2E74B5" w:themeColor="accent1" w:themeShade="BF"/>
+              </w:rPr>
+              <w:t>Respuesta:</w:t>
+            </w:r>
+            <w:r>
+              <w:rPr>
+                <w:color w:val="2E74B5" w:themeColor="accent1" w:themeShade="BF"/>
+              </w:rPr>
+              <w:t xml:space="preserve"> </w:t>
+            </w:r>
+            <w:r>
+              <w:t xml:space="preserve">En cinco años me proyecto como un profesional consolidado en el área de ingeniería de datos o arquitectura de software </w:t>
+            </w:r>
+            <w:proofErr w:type="spellStart"/>
+            <w:r>
+              <w:t>backend</w:t>
+            </w:r>
+            <w:proofErr w:type="spellEnd"/>
+            <w:r>
+              <w:t>, asumiendo responsabilidades en la toma de decisiones de infraestructura de datos, optimización de sistemas críticos y mentoría a desarrolladores junior, contribuyendo a soluciones tecnológicas escalables y de alto impacto.</w:t>
             </w:r>
           </w:p>
         </w:tc>
@@ -865,19 +1162,91 @@
           <w:p>
             <w:r>
               <w:t>Los Proyectos APT que ya habías diseñado como plan de trabajo en el curso anterior, ¿se relacionan con tus proyecciones profesionales actuales? ¿cuál se relaciona más? ¿Requiere ajuste?</w:t>
+            </w:r>
+            <w:r>
               <w:br/>
-              <w:t>Respuesta: Sí, ATLAS se alinea perfectamente con mis proyecciones y metas profesionales. Se trata de una plataforma operativa y de trazabilidad para servicios técnicos en terreno que integra Panel Web, Portal de Clientes y PWA Técnica. En el proyecto lidero el modelado de datos y la persistencia en PostgreSQL (Neon), asegurando que todas las órdenes, estados, clientes, routers, SIMs y checklist técnico se almacenen con integridad y consistencia. No considero necesario alterar el enfoque del proyecto, sino continuar consolidando las relaciones de datos, pruebas de integridad y el soporte a nuevos requerimientos del negocio.</w:t>
+            </w:r>
+            <w:r>
+              <w:rPr>
+                <w:b/>
+                <w:bCs/>
+                <w:color w:val="2E74B5" w:themeColor="accent1" w:themeShade="BF"/>
+              </w:rPr>
+              <w:t>Respuesta:</w:t>
+            </w:r>
+            <w:r>
+              <w:rPr>
+                <w:color w:val="2E74B5" w:themeColor="accent1" w:themeShade="BF"/>
+              </w:rPr>
+              <w:t xml:space="preserve"> </w:t>
+            </w:r>
+            <w:r>
+              <w:t>Sí, ATLAS se alinea perfectamente con mis proyecciones y metas profesionales. Se trata de una plataforma operativa y de trazabilidad para servicios técnicos en terreno que integra Panel Web, Portal de Clientes y PWA Técnica. En el proyecto lidero el modelado de datos y la persistencia en PostgreSQL (</w:t>
+            </w:r>
+            <w:proofErr w:type="spellStart"/>
+            <w:r>
+              <w:t>Neon</w:t>
+            </w:r>
+            <w:proofErr w:type="spellEnd"/>
+            <w:r>
+              <w:t xml:space="preserve">), asegurando que todas las órdenes, estados, clientes, </w:t>
+            </w:r>
+            <w:proofErr w:type="spellStart"/>
+            <w:r>
+              <w:t>routers</w:t>
+            </w:r>
+            <w:proofErr w:type="spellEnd"/>
+            <w:r>
+              <w:t xml:space="preserve">, </w:t>
+            </w:r>
+            <w:proofErr w:type="spellStart"/>
+            <w:r>
+              <w:t>SIMs</w:t>
+            </w:r>
+            <w:proofErr w:type="spellEnd"/>
+            <w:r>
+              <w:t xml:space="preserve"> y </w:t>
+            </w:r>
+            <w:proofErr w:type="spellStart"/>
+            <w:r>
+              <w:t>checklist</w:t>
+            </w:r>
+            <w:proofErr w:type="spellEnd"/>
+            <w:r>
+              <w:t xml:space="preserve"> técnico se almacenen con integridad y consistencia. No considero necesario alterar el enfoque del proyecto, sino continuar consolidando las relaciones de datos, pruebas de integridad y el soporte a nuevos requerimientos del negocio.</w:t>
+            </w:r>
+            <w:r>
               <w:br/>
+            </w:r>
+            <w:r>
               <w:br/>
               <w:t xml:space="preserve">Si no hay ninguna que se relacione suficiente: </w:t>
+            </w:r>
+            <w:r>
               <w:br/>
               <w:t xml:space="preserve">¿Qué área(s) de desempeño y competencias debería abordar este Proyecto APT? </w:t>
+            </w:r>
+            <w:r>
               <w:br/>
               <w:t xml:space="preserve">¿Qué tipo de proyecto podría ayudarte más en tu desarrollo profesional? </w:t>
+            </w:r>
+            <w:r>
               <w:br/>
               <w:t xml:space="preserve">¿En qué contexto se debería situar este Proyecto APT?  </w:t>
+            </w:r>
+            <w:r>
               <w:br/>
-              <w:t>Respuesta: No aplica: ATLAS se relaciona de forma directa con mis intereses y desarrollo profesional, abordando un contexto real de soporte operativo en terreno donde la integridad y trazabilidad de los datos son críticas.</w:t>
+            </w:r>
+            <w:r>
+              <w:rPr>
+                <w:b/>
+                <w:bCs/>
+                <w:color w:val="2E74B5" w:themeColor="accent1" w:themeShade="BF"/>
+              </w:rPr>
+              <w:t>Respuesta</w:t>
+            </w:r>
+            <w:r>
+              <w:t>: No aplica: ATLAS se relaciona de forma directa con mis intereses y desarrollo profesional, abordando un contexto real de soporte operativo en terreno donde la integridad y trazabilidad de los datos son críticas.</w:t>
             </w:r>
           </w:p>
         </w:tc>
@@ -965,7 +1334,7 @@
           <mc:AlternateContent>
             <mc:Choice Requires="wpg">
               <w:drawing>
-                <wp:anchor distT="0" distB="0" distL="114300" distR="114300" simplePos="0" relativeHeight="251659264" behindDoc="0" locked="0" layoutInCell="1" allowOverlap="1" wp14:anchorId="198ACE11" wp14:editId="7D1026F5">
+                <wp:anchor distT="0" distB="0" distL="114300" distR="114300" simplePos="0" relativeHeight="251659264" behindDoc="0" locked="0" layoutInCell="1" allowOverlap="1" wp14:anchorId="380F4E98" wp14:editId="3E46EB12">
                   <wp:simplePos x="0" y="0"/>
                   <wp:positionH relativeFrom="page">
                     <wp:align>center</wp:align>
@@ -1163,7 +1532,7 @@
             </mc:Choice>
             <mc:Fallback>
               <w:pict>
-                <v:group w14:anchorId="51D00065" id="Grupo 32" o:spid="_x0000_s1026" style="position:absolute;margin-left:0;margin-top:0;width:610.5pt;height:15pt;z-index:251659264;mso-width-percent:1000;mso-position-horizontal:center;mso-position-horizontal-relative:page;mso-position-vertical:center;mso-position-vertical-relative:bottom-margin-area;mso-width-percent:1000" coordorigin=",14970" coordsize="12255,300" o:gfxdata="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">
+                <v:group w14:anchorId="380F4E98" id="Grupo 32" o:spid="_x0000_s1026" style="position:absolute;margin-left:0;margin-top:0;width:610.5pt;height:15pt;z-index:251659264;mso-width-percent:1000;mso-position-horizontal:center;mso-position-horizontal-relative:page;mso-position-vertical:center;mso-position-vertical-relative:bottom-margin-area;mso-width-percent:1000" coordorigin=",14970" coordsize="12255,300" o:gfxdata="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">
                   <v:shapetype id="_x0000_t202" coordsize="21600,21600" o:spt="202" path="m,l,21600r21600,l21600,xe">
                     <v:stroke joinstyle="miter"/>
                     <v:path gradientshapeok="t" o:connecttype="rect"/>
@@ -1360,7 +1729,7 @@
               <w:lang w:eastAsia="es-CL"/>
             </w:rPr>
             <w:drawing>
-              <wp:inline distT="0" distB="0" distL="0" distR="0" wp14:anchorId="73E47A18" wp14:editId="1F2CECF2">
+              <wp:inline distT="0" distB="0" distL="0" distR="0" wp14:anchorId="3AB5DF33" wp14:editId="6E406929">
                 <wp:extent cx="1996440" cy="428625"/>
                 <wp:effectExtent l="0" t="0" r="3810" b="9525"/>
                 <wp:docPr id="3" name="Imagen 3" descr="http://www.duoc.cl/normasgraficas/normasgraficas/marca-duoc/6logo-fondo-transparente/fondo-transparente.png"/>
@@ -1471,7 +1840,7 @@
               <w:lang w:eastAsia="es-CL"/>
             </w:rPr>
             <w:drawing>
-              <wp:inline distT="0" distB="0" distL="0" distR="0" wp14:anchorId="6FB37B77" wp14:editId="539464D0">
+              <wp:inline distT="0" distB="0" distL="0" distR="0" wp14:anchorId="41B4E0D0" wp14:editId="53216C25">
                 <wp:extent cx="362841" cy="577287"/>
                 <wp:effectExtent l="0" t="0" r="0" b="6985"/>
                 <wp:docPr id="11" name="Imagen 11"/>
@@ -1636,7 +2005,7 @@
               <w:lang w:eastAsia="es-CL"/>
             </w:rPr>
             <w:drawing>
-              <wp:inline distT="0" distB="0" distL="0" distR="0" wp14:anchorId="7EEC5EA5" wp14:editId="4CF7CD09">
+              <wp:inline distT="0" distB="0" distL="0" distR="0" wp14:anchorId="443EA673" wp14:editId="32846FE8">
                 <wp:extent cx="1890918" cy="465992"/>
                 <wp:effectExtent l="0" t="0" r="0" b="0"/>
                 <wp:docPr id="12" name="Imagen 12"/>
@@ -8112,16 +8481,25 @@
 </file>
 
 <file path=customXml/item1.xml><?xml version="1.0" encoding="utf-8"?>
-<b:Sources xmlns:b="http://schemas.openxmlformats.org/officeDocument/2006/bibliography" xmlns="http://schemas.openxmlformats.org/officeDocument/2006/bibliography" SelectedStyle="\APASixthEditionOfficeOnline.xsl" StyleName="APA" Version="6"/>
-</file>
-
-<file path=customXml/item2.xml><?xml version="1.0" encoding="utf-8"?>
 <p:properties xmlns:p="http://schemas.microsoft.com/office/2006/metadata/properties" xmlns:xsi="http://www.w3.org/2001/XMLSchema-instance" xmlns:pc="http://schemas.microsoft.com/office/infopath/2007/PartnerControls">
   <documentManagement/>
 </p:properties>
 </file>
 
+<file path=customXml/item2.xml><?xml version="1.0" encoding="utf-8"?>
+<b:Sources xmlns:b="http://schemas.openxmlformats.org/officeDocument/2006/bibliography" xmlns="http://schemas.openxmlformats.org/officeDocument/2006/bibliography" SelectedStyle="\APASixthEditionOfficeOnline.xsl" StyleName="APA" Version="6"/>
+</file>
+
 <file path=customXml/item3.xml><?xml version="1.0" encoding="utf-8"?>
+<?mso-contentType ?>
+<FormTemplates xmlns="http://schemas.microsoft.com/sharepoint/v3/contenttype/forms">
+  <Display>DocumentLibraryForm</Display>
+  <Edit>DocumentLibraryForm</Edit>
+  <New>DocumentLibraryForm</New>
+</FormTemplates>
+</file>
+
+<file path=customXml/item4.xml><?xml version="1.0" encoding="utf-8"?>
 <ct:contentTypeSchema xmlns:ct="http://schemas.microsoft.com/office/2006/metadata/contentType" xmlns:ma="http://schemas.microsoft.com/office/2006/metadata/properties/metaAttributes" ct:_="" ma:_="" ma:contentTypeName="Documento" ma:contentTypeID="0x010100E96778489EE7714D8BD12CC105EB918B" ma:contentTypeVersion="2" ma:contentTypeDescription="Crear nuevo documento." ma:contentTypeScope="" ma:versionID="416c5c7ae9b5d54d83875cd3c65194e3">
   <xsd:schema xmlns:xsd="http://www.w3.org/2001/XMLSchema" xmlns:xs="http://www.w3.org/2001/XMLSchema" xmlns:p="http://schemas.microsoft.com/office/2006/metadata/properties" xmlns:ns2="126e8a1c-9ea9-435a-ac89-d06c80d62e30" targetNamespace="http://schemas.microsoft.com/office/2006/metadata/properties" ma:root="true" ma:fieldsID="70a237c842677bd850644f8595079f5e" ns2:_="">
     <xsd:import namespace="126e8a1c-9ea9-435a-ac89-d06c80d62e30"/>
@@ -8253,24 +8631,7 @@
 </ct:contentTypeSchema>
 </file>
 
-<file path=customXml/item4.xml><?xml version="1.0" encoding="utf-8"?>
-<?mso-contentType ?>
-<FormTemplates xmlns="http://schemas.microsoft.com/sharepoint/v3/contenttype/forms">
-  <Display>DocumentLibraryForm</Display>
-  <Edit>DocumentLibraryForm</Edit>
-  <New>DocumentLibraryForm</New>
-</FormTemplates>
-</file>
-
 <file path=customXml/itemProps1.xml><?xml version="1.0" encoding="utf-8"?>
-<ds:datastoreItem xmlns:ds="http://schemas.openxmlformats.org/officeDocument/2006/customXml" ds:itemID="{38798A93-35BB-4E36-97F5-7254B21EAFCC}">
-  <ds:schemaRefs>
-    <ds:schemaRef ds:uri="http://schemas.openxmlformats.org/officeDocument/2006/bibliography"/>
-  </ds:schemaRefs>
-</ds:datastoreItem>
-</file>
-
-<file path=customXml/itemProps2.xml><?xml version="1.0" encoding="utf-8"?>
 <ds:datastoreItem xmlns:ds="http://schemas.openxmlformats.org/officeDocument/2006/customXml" ds:itemID="{5F1783E3-BA1C-4CA3-8E32-C9B378BBED03}">
   <ds:schemaRefs>
     <ds:schemaRef ds:uri="http://schemas.microsoft.com/office/2006/metadata/properties"/>
@@ -8279,7 +8640,23 @@
 </ds:datastoreItem>
 </file>
 
+<file path=customXml/itemProps2.xml><?xml version="1.0" encoding="utf-8"?>
+<ds:datastoreItem xmlns:ds="http://schemas.openxmlformats.org/officeDocument/2006/customXml" ds:itemID="{38798A93-35BB-4E36-97F5-7254B21EAFCC}">
+  <ds:schemaRefs>
+    <ds:schemaRef ds:uri="http://schemas.openxmlformats.org/officeDocument/2006/bibliography"/>
+  </ds:schemaRefs>
+</ds:datastoreItem>
+</file>
+
 <file path=customXml/itemProps3.xml><?xml version="1.0" encoding="utf-8"?>
+<ds:datastoreItem xmlns:ds="http://schemas.openxmlformats.org/officeDocument/2006/customXml" ds:itemID="{DABAA964-10BA-4DBC-ABF2-CDEAC0FAF7AA}">
+  <ds:schemaRefs>
+    <ds:schemaRef ds:uri="http://schemas.microsoft.com/sharepoint/v3/contenttype/forms"/>
+  </ds:schemaRefs>
+</ds:datastoreItem>
+</file>
+
+<file path=customXml/itemProps4.xml><?xml version="1.0" encoding="utf-8"?>
 <ds:datastoreItem xmlns:ds="http://schemas.openxmlformats.org/officeDocument/2006/customXml" ds:itemID="{90673534-9590-47F8-B0D6-46AB217CB3AD}">
   <ds:schemaRefs>
     <ds:schemaRef ds:uri="http://schemas.microsoft.com/office/2006/metadata/contentType"/>
@@ -8295,12 +8672,4 @@
     <ds:schemaRef ds:uri="http://schemas.microsoft.com/internal/obd"/>
   </ds:schemaRefs>
 </ds:datastoreItem>
-</file>
-
-<file path=customXml/itemProps4.xml><?xml version="1.0" encoding="utf-8"?>
-<ds:datastoreItem xmlns:ds="http://schemas.openxmlformats.org/officeDocument/2006/customXml" ds:itemID="{DABAA964-10BA-4DBC-ABF2-CDEAC0FAF7AA}">
-  <ds:schemaRefs>
-    <ds:schemaRef ds:uri="http://schemas.microsoft.com/sharepoint/v3/contenttype/forms"/>
-  </ds:schemaRefs>
-</ds:datastoreItem>
 </file>